--- a/public/files/humanities-worksheet-three-versions.docx
+++ b/public/files/humanities-worksheet-three-versions.docx
@@ -34,7 +34,7 @@
           <w:color w:val="080808"/>
           <w:sz w:val="21"/>
         </w:rPr>
-        <w:t>人文科工作紙：社區的變遷 — 三個版本</w:t>
+        <w:t>⚠️ 本頁社區「安和邨」及其中的人物、地名、年份均為虛構，不涉及任何真實社區</w:t>
       </w:r>
     </w:p>
     <w:p>
@@ -60,7 +60,7 @@
           <w:rFonts w:ascii="Quicksand" w:hAnsi="Quicksand" w:cs="Quicksand" w:eastAsia="Noto Sans TC"/>
           <w:sz w:val="21"/>
         </w:rPr>
-        <w:t>先讓全班閱讀（或由老師讀出）下面的兩段閱讀材料。</w:t>
+        <w:t>先讓全班閱讀（或由老師讀出）下面的兩段閱讀材料</w:t>
       </w:r>
     </w:p>
     <w:p>
@@ -72,7 +72,7 @@
           <w:rFonts w:ascii="Quicksand" w:hAnsi="Quicksand" w:cs="Quicksand" w:eastAsia="Noto Sans TC"/>
           <w:sz w:val="21"/>
         </w:rPr>
-        <w:t>按學生需要派發三個版本之一：標準版、扶助版或圖像版。</w:t>
+        <w:t>按學生需要派發三個版本之一：標準版、扶助版或圖像版</w:t>
       </w:r>
     </w:p>
     <w:p>
@@ -84,7 +84,7 @@
           <w:rFonts w:ascii="Quicksand" w:hAnsi="Quicksand" w:cs="Quicksand" w:eastAsia="Noto Sans TC"/>
           <w:sz w:val="21"/>
         </w:rPr>
-        <w:t>三個版本指向同一學習目標，可於同一課室並行使用。</w:t>
+        <w:t>三個版本指向同一學習目標，可於同一課室並行使用</w:t>
       </w:r>
     </w:p>
     <w:p>
@@ -96,7 +96,7 @@
           <w:rFonts w:ascii="Quicksand" w:hAnsi="Quicksand" w:cs="Quicksand" w:eastAsia="Noto Sans TC"/>
           <w:sz w:val="21"/>
         </w:rPr>
-        <w:t>教師註解（各版本下方的淺色框）說明改動了什麼、為什麼。</w:t>
+        <w:t>教師註解（各版本下方的淺色框）說明改動了什麼、為什麼</w:t>
       </w:r>
     </w:p>
     <w:p>
@@ -121,7 +121,7 @@
           <w:color w:val="080808"/>
           <w:sz w:val="21"/>
         </w:rPr>
-        <w:t>四十年前，安和邨只有低矮的木屋和街市攤檔。居民要到街口的公共水喉排隊取水。要過海，只能坐渡海小輪，來回很花時間。那時沒有港鐵站，也沒有大商場。天后廟在村口，廟前有一片空地，孩子們常在那裏玩耍。</w:t>
+        <w:t>四十年前的安和邨 四十年前，安和邨只有低矮的木屋和街市攤檔。居民要到街口的公共水喉排隊取水。要過海，只能坐渡海小輪，來回很花時間。那時沒有港鐵站，也沒有大商場。天后廟在村口，廟前有一片空地，孩子們常在那裏玩耍</w:t>
       </w:r>
     </w:p>
     <w:p>
@@ -132,7 +132,7 @@
           <w:color w:val="080808"/>
           <w:sz w:val="21"/>
         </w:rPr>
-        <w:t>今天，安和邨變成了高樓大廈，家家戶戶都有自來水。屋邨旁邊有超級市場和港鐵站，過海很快。大商場取代了部分街市攤檔，但邨口仍然有一個街市。天后廟仍然在，廟前的空地變成了公園，有兒童遊樂場和長者健身設施。</w:t>
+        <w:t>今天的安和邨 今天，安和邨變成了高樓大廈，家家戶戶都有自來水。屋邨旁邊有超級市場和港鐵站，過海很快。大商場取代了部分街市攤檔，但邨口仍然有一個街市。天后廟仍然在，廟前的空地變成了公園，有兒童遊樂場和長者健身設施</w:t>
       </w:r>
     </w:p>
     <w:p>
@@ -157,7 +157,7 @@
           <w:color w:val="080808"/>
           <w:sz w:val="21"/>
         </w:rPr>
-        <w:t>任務：細讀兩段閱讀材料，完成下列題目。</w:t>
+        <w:t>標準版 Standard 任務：細讀兩段閱讀材料，完成下列題目</w:t>
       </w:r>
     </w:p>
     <w:p>
@@ -336,7 +336,7 @@
           <w:color w:val="080808"/>
           <w:sz w:val="21"/>
         </w:rPr>
-        <w:t>2. 從上表選一個改變，寫出「改變」和一個「可能的原因」。</w:t>
+        <w:t>2. 從上表選一個改變，寫出「改變」和一個「可能的原因」</w:t>
       </w:r>
     </w:p>
     <w:p>
@@ -358,7 +358,7 @@
           <w:color w:val="080808"/>
           <w:sz w:val="21"/>
         </w:rPr>
-        <w:t>教師註解：保留完整閱讀與開放式寫作，訓練比較、分類與推理。題目採用開放句式，讓能力較強的學生自行組織答案，不提供框架或詞彙。</w:t>
+        <w:t>教師註解：保留完整閱讀與開放式寫作，訓練比較、分類與推理。題目採用開放句式，讓能力較強的學生自行組織答案，不提供框架或詞彙</w:t>
       </w:r>
     </w:p>
     <w:p>
@@ -383,7 +383,7 @@
           <w:color w:val="080808"/>
           <w:sz w:val="21"/>
         </w:rPr>
-        <w:t>第一步：圈一圈。在詞彙庫中，用一種顏色圈出「以前」的東西，用另一種顏色圈出「現在」的東西。</w:t>
+        <w:t>扶助版 Scaffolded 第一步：圈一圈。在詞彙庫中，用一種顏色圈出「以前」的東西，用另一種顏色圈出「現在」的東西</w:t>
       </w:r>
     </w:p>
     <w:p>
@@ -405,7 +405,7 @@
           <w:color w:val="080808"/>
           <w:sz w:val="21"/>
         </w:rPr>
-        <w:t>第二步：填充。用詞彙庫的詞完成句子。</w:t>
+        <w:t>第二步：填充。用詞彙庫的詞完成句子</w:t>
       </w:r>
     </w:p>
     <w:p>
@@ -416,7 +416,7 @@
           <w:color w:val="080808"/>
           <w:sz w:val="21"/>
         </w:rPr>
-        <w:t>以前有 ______，現在變成 ______。</w:t>
+        <w:t>以前有 ______，現在變成 ______</w:t>
       </w:r>
     </w:p>
     <w:p>
@@ -427,7 +427,7 @@
           <w:color w:val="080808"/>
           <w:sz w:val="21"/>
         </w:rPr>
-        <w:t>以前要 ______ 取水，現在有 ______。</w:t>
+        <w:t>以前要 ______ 取水，現在有 ______</w:t>
       </w:r>
     </w:p>
     <w:p>
@@ -438,7 +438,7 @@
           <w:color w:val="080808"/>
           <w:sz w:val="21"/>
         </w:rPr>
-        <w:t>以前坐 ______ 過海，現在坐 ______ 過海。</w:t>
+        <w:t>以前坐 ______ 過海，現在坐 ______ 過海</w:t>
       </w:r>
     </w:p>
     <w:p>
@@ -449,7 +449,7 @@
           <w:color w:val="080808"/>
           <w:sz w:val="21"/>
         </w:rPr>
-        <w:t>但是 ______ 和 ______ 以前和現在都有。</w:t>
+        <w:t>但是 ______ 和 ______ 以前和現在都有</w:t>
       </w:r>
     </w:p>
     <w:p>
@@ -482,7 +482,7 @@
           <w:color w:val="080808"/>
           <w:sz w:val="21"/>
         </w:rPr>
-        <w:t>第四步：你想保留什麼？圈一個，再用句子框架寫一句話。</w:t>
+        <w:t>第四步：你想保留什麼？圈一個，再用句子框架寫一句話</w:t>
       </w:r>
     </w:p>
     <w:p>
@@ -515,7 +515,7 @@
           <w:color w:val="080808"/>
           <w:sz w:val="21"/>
         </w:rPr>
-        <w:t>教師註解：加入句子框架、詞彙庫、分步與減題，把開放寫作改為填充與選擇，讓學生先完成、有成功感；「改變的原因」改為選擇題，減少書寫負擔，但仍保留「說出原因」的學習目標。</w:t>
+        <w:t>教師註解：加入句子框架、詞彙庫、分步與減題，把開放寫作改為填充與選擇，讓學生先完成、有成功感；「改變的原因」改為選擇題，減少書寫負擔，但仍保留「說出原因」的學習目標</w:t>
       </w:r>
     </w:p>
     <w:p>
@@ -540,7 +540,7 @@
           <w:color w:val="080808"/>
           <w:sz w:val="21"/>
         </w:rPr>
-        <w:t>第一步：剪下下面的圖卡。</w:t>
+        <w:t>圖像版 Visual 第一步：剪下下面的圖卡</w:t>
       </w:r>
     </w:p>
     <w:p>
@@ -650,7 +650,7 @@
           <w:color w:val="080808"/>
           <w:sz w:val="21"/>
         </w:rPr>
-        <w:t>第二步：把圖卡貼到下面三欄。</w:t>
+        <w:t>第二步：把圖卡貼到下面三欄</w:t>
       </w:r>
     </w:p>
     <w:p>
@@ -694,7 +694,7 @@
           <w:color w:val="080808"/>
           <w:sz w:val="21"/>
         </w:rPr>
-        <w:t>第三步：圈出你最想保留的一個，畫一個 😊。</w:t>
+        <w:t>第三步：圈出你最想保留的一個，畫一個 😊</w:t>
       </w:r>
     </w:p>
     <w:p>
@@ -705,7 +705,7 @@
           <w:color w:val="080808"/>
           <w:sz w:val="21"/>
         </w:rPr>
-        <w:t>教師註解：以圖示 + 剪貼分類代替文字閱讀與書寫，把核心技能（比較與分類）獨立出來，不讓文字能力成為障礙；以圈、貼、畫代替書寫，讓所有學生都能完成同一學習目標。</w:t>
+        <w:t>教師註解：以圖示 + 剪貼分類代替文字閱讀與書寫，把核心技能（比較與分類）獨立出來，不讓文字能力成為障礙；以圈、貼、畫代替書寫，讓所有學生都能完成同一學習目標</w:t>
       </w:r>
     </w:p>
     <w:p>
@@ -1260,7 +1260,7 @@
                 <w:rFonts w:ascii="Quicksand" w:hAnsi="Quicksand" w:cs="Quicksand" w:eastAsia="Noto Sans TC"/>
                 <w:sz w:val="20"/>
               </w:rPr>
-              <w:t>以前有：木屋、街市攤檔、公共水喉、渡海小輪、廟前空地；現在有：高樓大廈、自來水、超級市場、港鐵站、公園／遊樂場；以前和現在都有：街市、天后廟。學生寫出其中大部分即算達標。</w:t>
+              <w:t>以前有：木屋、街市攤檔、公共水喉、渡海小輪、廟前空地；現在有：高樓大廈、自來水、超級市場、港鐵站、公園／遊樂場；以前和現在都有：街市、天后廟。學生寫出其中大部分即算達標</w:t>
             </w:r>
           </w:p>
         </w:tc>
@@ -1292,7 +1292,7 @@
                 <w:rFonts w:ascii="Quicksand" w:hAnsi="Quicksand" w:cs="Quicksand" w:eastAsia="Noto Sans TC"/>
                 <w:sz w:val="20"/>
               </w:rPr>
-              <w:t>木屋 → 高樓大廈；公共水喉 → 自來水；渡海小輪 → 港鐵站；街市、天后廟（以前和現在都有）。</w:t>
+              <w:t>木屋 → 高樓大廈；公共水喉 → 自來水；渡海小輪 → 港鐵站；街市、天后廟（以前和現在都有）</w:t>
             </w:r>
           </w:p>
         </w:tc>
@@ -1324,7 +1324,7 @@
                 <w:rFonts w:ascii="Quicksand" w:hAnsi="Quicksand" w:cs="Quicksand" w:eastAsia="Noto Sans TC"/>
                 <w:sz w:val="20"/>
               </w:rPr>
-              <w:t>扶助版選擇題正確答案 A。標準版／圖像版為開放式。</w:t>
+              <w:t>扶助版選擇題正確答案 A。標準版／圖像版為開放式</w:t>
             </w:r>
           </w:p>
         </w:tc>
@@ -1356,7 +1356,7 @@
                 <w:rFonts w:ascii="Quicksand" w:hAnsi="Quicksand" w:cs="Quicksand" w:eastAsia="Noto Sans TC"/>
                 <w:sz w:val="20"/>
               </w:rPr>
-              <w:t>好答案含「一個改變 + 一個原因」，例如「以前坐渡輪，現在有港鐵，因為人口多了，需要更快的交通。」說出改變 1 分，合理原因再 1 分。</w:t>
+              <w:t>好答案含「一個改變 + 一個原因」，例如「以前坐渡輪，現在有港鐵，因為人口多了，需要更快的交通。」說出改變 1 分，合理原因再 1 分</w:t>
             </w:r>
           </w:p>
         </w:tc>
@@ -1420,59 +1420,12 @@
                 <w:rFonts w:ascii="Quicksand" w:hAnsi="Quicksand" w:cs="Quicksand" w:eastAsia="Noto Sans TC"/>
                 <w:sz w:val="20"/>
               </w:rPr>
-              <w:t>「以前和現在都有」應為：街市、天后廟。若學生把「街市」只放「以前」，可引導他們留意「邨口仍然有一個街市」。</w:t>
+              <w:t>「以前和現在都有」應為：街市、天后廟。若學生把「街市」只放「以前」，可引導他們留意「邨口仍然有一個街市」</w:t>
             </w:r>
           </w:p>
         </w:tc>
       </w:tr>
     </w:tbl>
-    <w:p>
-      <w:r>
-        <w:rPr>
-          <w:rFonts w:ascii="Quicksand" w:hAnsi="Quicksand" w:cs="Quicksand" w:eastAsia="Noto Sans TC"/>
-          <w:b w:val="0"/>
-          <w:color w:val="080808"/>
-          <w:sz w:val="21"/>
-        </w:rPr>
-        <w:t>給審閱者（Henry）：請確認三個版本的題目難度差距是否合適、 圖示在列印時清晰可辨、以及「比較表」的答案與閱讀材料一致。</w:t>
-      </w:r>
-    </w:p>
-    <w:p>
-      <w:pPr>
-        <w:spacing w:before="240" w:after="80"/>
-      </w:pPr>
-      <w:r>
-        <w:rPr>
-          <w:rFonts w:ascii="Quicksand" w:hAnsi="Quicksand" w:cs="Quicksand" w:eastAsia="Noto Sans TC"/>
-          <w:b/>
-          <w:color w:val="E10707"/>
-          <w:sz w:val="28"/>
-        </w:rPr>
-        <w:t>與 EDB 框架的關係</w:t>
-      </w:r>
-    </w:p>
-    <w:p>
-      <w:r>
-        <w:rPr>
-          <w:rFonts w:ascii="Quicksand" w:hAnsi="Quicksand" w:cs="Quicksand" w:eastAsia="Noto Sans TC"/>
-          <w:b w:val="0"/>
-          <w:color w:val="080808"/>
-          <w:sz w:val="21"/>
-        </w:rPr>
-        <w:t>對應 G《中小學應用人工智能教學指南》pp.2-5 and 2-7：討論如何為不同學習需要的學生提供差異化的資源與支援。</w:t>
-      </w:r>
-    </w:p>
-    <w:p>
-      <w:r>
-        <w:rPr>
-          <w:rFonts w:ascii="Quicksand" w:hAnsi="Quicksand" w:cs="Quicksand" w:eastAsia="Noto Sans TC"/>
-          <w:b w:val="0"/>
-          <w:color w:val="080808"/>
-          <w:sz w:val="21"/>
-        </w:rPr>
-        <w:t>This is an independent Beets teaching resource, not an official EDB publication.</w:t>
-      </w:r>
-    </w:p>
     <w:sectPr>
       <w:pgSz w:w="11906" w:h="16838"/>
       <w:pgMar w:top="1020" w:right="1134" w:bottom="1020" w:left="1134" w:header="720" w:footer="720" w:gutter="0"/>
